--- a/public/files/administrative-objection/administrative-objection.docx
+++ b/public/files/administrative-objection/administrative-objection.docx
@@ -858,7 +858,7 @@
               <w:rPr>
                 <w:rFonts w:ascii="Malgun Gothic" w:hAnsi="Malgun Gothic" w:eastAsia="Malgun Gothic" w:cs="Malgun Gothic"/>
                 <w:b w:val="0"/>
-                <w:sz w:val="20"/>
+                <w:sz w:val="19"/>
               </w:rPr>
             </w:r>
           </w:p>
@@ -956,7 +956,7 @@
               <w:rPr>
                 <w:rFonts w:ascii="Malgun Gothic" w:hAnsi="Malgun Gothic" w:eastAsia="Malgun Gothic" w:cs="Malgun Gothic"/>
                 <w:b w:val="0"/>
-                <w:sz w:val="20"/>
+                <w:sz w:val="19"/>
               </w:rPr>
             </w:r>
           </w:p>
@@ -1211,7 +1211,7 @@
           <w:p>
             <w:pPr>
               <w:spacing w:after="0" w:line="312" w:lineRule="auto"/>
-              <w:jc w:val="left"/>
+              <w:jc w:val="center"/>
             </w:pPr>
             <w:r/>
             <w:r>
@@ -1237,7 +1237,7 @@
           <w:p>
             <w:pPr>
               <w:spacing w:after="0" w:line="312" w:lineRule="auto"/>
-              <w:jc w:val="left"/>
+              <w:jc w:val="center"/>
             </w:pPr>
             <w:r/>
             <w:r>
@@ -1263,7 +1263,7 @@
           <w:p>
             <w:pPr>
               <w:spacing w:after="0" w:line="312" w:lineRule="auto"/>
-              <w:jc w:val="left"/>
+              <w:jc w:val="center"/>
             </w:pPr>
             <w:r/>
             <w:r>
@@ -1294,7 +1294,7 @@
           <w:p>
             <w:pPr>
               <w:spacing w:after="0" w:line="312" w:lineRule="auto"/>
-              <w:jc w:val="left"/>
+              <w:jc w:val="center"/>
             </w:pPr>
             <w:r/>
             <w:r>
@@ -1320,7 +1320,7 @@
           <w:p>
             <w:pPr>
               <w:spacing w:after="0" w:line="312" w:lineRule="auto"/>
-              <w:jc w:val="left"/>
+              <w:jc w:val="center"/>
             </w:pPr>
             <w:r/>
             <w:r>
@@ -1346,7 +1346,7 @@
           <w:p>
             <w:pPr>
               <w:spacing w:after="0" w:line="312" w:lineRule="auto"/>
-              <w:jc w:val="left"/>
+              <w:jc w:val="center"/>
             </w:pPr>
             <w:r/>
             <w:r>
@@ -1377,7 +1377,7 @@
           <w:p>
             <w:pPr>
               <w:spacing w:after="0" w:line="312" w:lineRule="auto"/>
-              <w:jc w:val="left"/>
+              <w:jc w:val="center"/>
             </w:pPr>
             <w:r/>
             <w:r>
@@ -1403,7 +1403,7 @@
           <w:p>
             <w:pPr>
               <w:spacing w:after="0" w:line="312" w:lineRule="auto"/>
-              <w:jc w:val="left"/>
+              <w:jc w:val="center"/>
             </w:pPr>
             <w:r/>
             <w:r>
@@ -1429,7 +1429,7 @@
           <w:p>
             <w:pPr>
               <w:spacing w:after="0" w:line="312" w:lineRule="auto"/>
-              <w:jc w:val="left"/>
+              <w:jc w:val="center"/>
             </w:pPr>
             <w:r/>
             <w:r>
